--- a/Context/Bàn dao công việc mảng code mechanic.docx
+++ b/Context/Bàn dao công việc mảng code mechanic.docx
@@ -4,6 +4,7 @@
   <w:body>
     <w:p>
       <w:pPr>
+        <w:ind w:left="720" w:firstLine="720"/>
         <w:jc w:val="center"/>
         <w:rPr>
           <w:rFonts w:ascii="Times New Roman" w:hAnsi="Times New Roman" w:cs="Times New Roman"/>

--- a/Context/Bàn dao công việc mảng code mechanic.docx
+++ b/Context/Bàn dao công việc mảng code mechanic.docx
@@ -3491,7 +3491,46 @@
           <w:szCs w:val="26"/>
           <w:lang w:val="pt-BR"/>
         </w:rPr>
-        <w:t>“Thiết kế và đánh giá kiến trúc thành phần kết hợp máy trạng thái phân cấp cho cơ chế trạng thái động trong trò chơi platformer 2D trên Godot Engine”</w:t>
+        <w:t>“</w:t>
+      </w:r>
+      <w:r>
+        <w:rPr>
+          <w:rFonts w:ascii="Times New Roman" w:hAnsi="Times New Roman" w:cs="Times New Roman"/>
+          <w:sz w:val="26"/>
+          <w:szCs w:val="26"/>
+          <w:lang w:val="pt-BR"/>
+        </w:rPr>
+        <w:t>Phát triển Game 2D Kể chuyện dựa trên Godot Engine</w:t>
+      </w:r>
+      <w:r>
+        <w:rPr>
+          <w:rFonts w:ascii="Times New Roman" w:hAnsi="Times New Roman" w:cs="Times New Roman"/>
+          <w:sz w:val="26"/>
+          <w:szCs w:val="26"/>
+          <w:lang w:val="pt-BR"/>
+        </w:rPr>
+        <w:t>”</w:t>
+      </w:r>
+    </w:p>
+    <w:p>
+      <w:pPr>
+        <w:rPr>
+          <w:rFonts w:ascii="Times New Roman" w:hAnsi="Times New Roman" w:cs="Times New Roman"/>
+          <w:color w:val="FF0000"/>
+          <w:sz w:val="26"/>
+          <w:szCs w:val="26"/>
+          <w:lang w:val="pt-BR"/>
+        </w:rPr>
+      </w:pPr>
+      <w:r>
+        <w:rPr>
+          <w:rFonts w:ascii="Times New Roman" w:hAnsi="Times New Roman" w:cs="Times New Roman"/>
+          <w:color w:val="FF0000"/>
+          <w:sz w:val="26"/>
+          <w:szCs w:val="26"/>
+          <w:lang w:val="pt-BR"/>
+        </w:rPr>
+        <w:t>ĐỀ TÀI ĐÃ ĐƯỢC THAY ĐỔI Ở TUẦN 4, NHỮNG MỤC KẾ TIẾP SẼ KHÔNG CÒN ĐÚNG VỚI NGHIÊN CỨU HIỆN TẠI, CHƯA TIẾN HÀNH SỬA TÀI LIỆU NÀY, ĐỌC ĐỀ CƯƠNG VÀ BÁO CÁO TỪ TUẦN 4 TRỞ ĐI ĐỂ BIẾT THÊM CHI TIẾT.</w:t>
       </w:r>
     </w:p>
     <w:p>
@@ -3988,6 +4027,7 @@
           <w:sz w:val="26"/>
           <w:szCs w:val="26"/>
         </w:rPr>
+        <w:lastRenderedPageBreak/>
         <w:t>Tiêu chí hiệu năng ban đầu có thể sử dụng:</w:t>
       </w:r>
     </w:p>
@@ -4030,7 +4070,6 @@
           <w:sz w:val="26"/>
           <w:szCs w:val="26"/>
         </w:rPr>
-        <w:lastRenderedPageBreak/>
         <w:t xml:space="preserve">p95 frame time &lt; 16.67 ms ở mục tiêu 60 FPS </w:t>
       </w:r>
     </w:p>
@@ -4700,6 +4739,7 @@
               <w:rPr>
                 <w:rFonts w:asciiTheme="majorHAnsi" w:hAnsiTheme="majorHAnsi" w:cs="Times New Roman"/>
               </w:rPr>
+              <w:lastRenderedPageBreak/>
               <w:t>A6</w:t>
             </w:r>
           </w:p>
@@ -4923,7 +4963,6 @@
               <w:rPr>
                 <w:rFonts w:asciiTheme="majorHAnsi" w:hAnsiTheme="majorHAnsi" w:cs="Times New Roman"/>
               </w:rPr>
-              <w:lastRenderedPageBreak/>
               <w:t>_multiplier, get_attack_speed_multiplier, _get_move_</w:t>
             </w:r>
           </w:p>
@@ -4958,7 +4997,6 @@
               <w:rPr>
                 <w:rFonts w:asciiTheme="majorHAnsi" w:hAnsiTheme="majorHAnsi" w:cs="Times New Roman"/>
               </w:rPr>
-              <w:lastRenderedPageBreak/>
               <w:t>A9</w:t>
             </w:r>
           </w:p>
@@ -5913,7 +5951,14 @@
               <w:rPr>
                 <w:rFonts w:asciiTheme="majorHAnsi" w:hAnsiTheme="majorHAnsi" w:cs="Times New Roman"/>
               </w:rPr>
-              <w:t>cho mỗi campfire khi player không ở trong tầm — trong khi `body_entered`/`body_exited` đã được connect sẵn(`campfire.tscn` dòng 334–335) và _on_body_entered</w:t>
+              <w:t xml:space="preserve">cho mỗi campfire khi player không ở trong tầm — trong khi `body_entered`/`body_exited` đã được connect </w:t>
+            </w:r>
+            <w:r>
+              <w:rPr>
+                <w:rFonts w:asciiTheme="majorHAnsi" w:hAnsiTheme="majorHAnsi" w:cs="Times New Roman"/>
+              </w:rPr>
+              <w:lastRenderedPageBreak/>
+              <w:t>sẵn(`campfire.tscn` dòng 334–335) và _on_body_entered</w:t>
             </w:r>
             <w:r>
               <w:rPr>
@@ -5958,6 +6003,7 @@
               <w:rPr>
                 <w:rFonts w:asciiTheme="majorHAnsi" w:hAnsiTheme="majorHAnsi" w:cs="Times New Roman"/>
               </w:rPr>
+              <w:lastRenderedPageBreak/>
               <w:t>B2</w:t>
             </w:r>
           </w:p>
@@ -6028,7 +6074,6 @@
               <w:rPr>
                 <w:rFonts w:asciiTheme="majorHAnsi" w:hAnsiTheme="majorHAnsi" w:cs="Times New Roman"/>
               </w:rPr>
-              <w:lastRenderedPageBreak/>
               <w:t xml:space="preserve">campfire(self) tự động lưu 1 slot khi ngồi, đồng thời menu lại cho save theo slot save_at_campfire(self, slot) </w:t>
             </w:r>
             <w:r>
@@ -6062,7 +6107,6 @@
               <w:rPr>
                 <w:rFonts w:asciiTheme="majorHAnsi" w:hAnsiTheme="majorHAnsi" w:cs="Times New Roman"/>
               </w:rPr>
-              <w:lastRenderedPageBreak/>
               <w:t>B3</w:t>
             </w:r>
           </w:p>
@@ -6920,6 +6964,7 @@
           <w:sz w:val="26"/>
           <w:szCs w:val="26"/>
         </w:rPr>
+        <w:lastRenderedPageBreak/>
         <w:t>D1:</w:t>
       </w:r>
       <w:r>
@@ -7037,7 +7082,6 @@
               <w:rPr>
                 <w:rFonts w:asciiTheme="majorHAnsi" w:hAnsiTheme="majorHAnsi" w:cs="Times New Roman"/>
               </w:rPr>
-              <w:lastRenderedPageBreak/>
               <w:t>D1</w:t>
             </w:r>
           </w:p>
@@ -7508,6 +7552,7 @@
       </w:pPr>
       <w:bookmarkStart w:id="7" w:name="_Toc241187815"/>
       <w:r>
+        <w:lastRenderedPageBreak/>
         <w:t>NHỮNG</w:t>
       </w:r>
       <w:r>
@@ -7582,7 +7627,6 @@
           <w:szCs w:val="26"/>
           <w:lang w:val="pt-BR"/>
         </w:rPr>
-        <w:lastRenderedPageBreak/>
         <w:t>D1</w:t>
       </w:r>
     </w:p>
@@ -8558,6 +8602,7 @@
                 <w:sz w:val="26"/>
                 <w:szCs w:val="26"/>
               </w:rPr>
+              <w:lastRenderedPageBreak/>
               <w:t>A17</w:t>
             </w:r>
           </w:p>
@@ -8598,7 +8643,6 @@
       </w:pPr>
       <w:bookmarkStart w:id="9" w:name="_Toc241187817"/>
       <w:r>
-        <w:lastRenderedPageBreak/>
         <w:t>CÁC TASK B — campfire.gd</w:t>
       </w:r>
       <w:bookmarkEnd w:id="9"/>
@@ -9360,6 +9404,7 @@
           <w:sz w:val="26"/>
           <w:szCs w:val="26"/>
         </w:rPr>
+        <w:lastRenderedPageBreak/>
         <w:t>ui.gd là một God Object:UI</w:t>
       </w:r>
       <w:r>
@@ -9533,7 +9578,6 @@
       </w:pPr>
       <w:bookmarkStart w:id="12" w:name="_Toc241187820"/>
       <w:r>
-        <w:lastRenderedPageBreak/>
         <w:t>D1 — KIẾN TRÚC THỰC TẾ</w:t>
       </w:r>
       <w:bookmarkEnd w:id="12"/>
@@ -10306,6 +10350,7 @@
           <w:sz w:val="26"/>
           <w:szCs w:val="26"/>
         </w:rPr>
+        <w:lastRenderedPageBreak/>
         <w:t>Ví dụ:</w:t>
       </w:r>
       <w:r>
@@ -10536,7 +10581,6 @@
           <w:sz w:val="26"/>
           <w:szCs w:val="26"/>
         </w:rPr>
-        <w:lastRenderedPageBreak/>
         <w:t>D1.3c</w:t>
       </w:r>
     </w:p>
@@ -11252,6 +11296,7 @@
       </w:pPr>
       <w:bookmarkStart w:id="15" w:name="_Toc241187823"/>
       <w:r>
+        <w:lastRenderedPageBreak/>
         <w:t>D1 — SIGNAL ARCHITECTURE</w:t>
       </w:r>
       <w:bookmarkEnd w:id="15"/>
@@ -11303,7 +11348,6 @@
           <w:sz w:val="26"/>
           <w:szCs w:val="26"/>
         </w:rPr>
-        <w:lastRenderedPageBreak/>
         <w:t xml:space="preserve"> </w:t>
       </w:r>
       <w:r>
@@ -12321,6 +12365,7 @@
       </w:pPr>
       <w:bookmarkStart w:id="18" w:name="_Toc241187826"/>
       <w:r>
+        <w:lastRenderedPageBreak/>
         <w:t>CÁCH HIỂU ĐÚNG VỀ D1 VÀ A15</w:t>
       </w:r>
       <w:bookmarkEnd w:id="18"/>
@@ -12372,7 +12417,6 @@
           <w:sz w:val="26"/>
           <w:szCs w:val="26"/>
         </w:rPr>
-        <w:lastRenderedPageBreak/>
         <w:t>Cách nói chính xác:</w:t>
       </w:r>
       <w:r>
@@ -12859,6 +12903,7 @@
           <w:sz w:val="26"/>
           <w:szCs w:val="26"/>
         </w:rPr>
+        <w:lastRenderedPageBreak/>
         <w:t>Sau task:</w:t>
       </w:r>
     </w:p>
@@ -12901,7 +12946,6 @@
           <w:sz w:val="26"/>
           <w:szCs w:val="26"/>
         </w:rPr>
-        <w:lastRenderedPageBreak/>
         <w:t xml:space="preserve">GDScript parse/check </w:t>
       </w:r>
     </w:p>
@@ -13665,6 +13709,7 @@
           <w:sz w:val="26"/>
           <w:szCs w:val="26"/>
         </w:rPr>
+        <w:lastRenderedPageBreak/>
         <w:t xml:space="preserve">diff; </w:t>
       </w:r>
     </w:p>
@@ -13707,7 +13752,6 @@
           <w:sz w:val="26"/>
           <w:szCs w:val="26"/>
         </w:rPr>
-        <w:lastRenderedPageBreak/>
         <w:t>hoặc report implementation có đủ bằng chứng.</w:t>
       </w:r>
     </w:p>
